--- a/suppl/KNHANES/ml/Leukocytosis__prediction_KNHANES.docx
+++ b/suppl/KNHANES/ml/Leukocytosis__prediction_KNHANES.docx
@@ -305,7 +305,12 @@
         <w:pStyle w:val="Heading1"/>
       </w:pPr>
       <w:r>
-        <w:t>Tuning results — best parameters and CV auROC</w:t>
+        <w:t>Tuning and model selection — training-partition cross-validation</w:t>
+      </w:r>
+    </w:p>
+    <w:p>
+      <w:r>
+        <w:t>Hyperparameter search and between-model selection both use these training-partition cross-validated scores. The selection criterion is CV_combined, the mean of the cross-validated auROC and auPRC. The held-out partition is not consulted at this stage.</w:t>
       </w:r>
     </w:p>
     <w:tbl>
@@ -315,14 +320,16 @@
         <w:tblLook w:firstColumn="1" w:firstRow="1" w:lastColumn="0" w:lastRow="0" w:noHBand="0" w:noVBand="1" w:val="04A0"/>
       </w:tblPr>
       <w:tblGrid>
-        <w:gridCol w:w="2880"/>
-        <w:gridCol w:w="2880"/>
-        <w:gridCol w:w="2880"/>
+        <w:gridCol w:w="1728"/>
+        <w:gridCol w:w="1728"/>
+        <w:gridCol w:w="1728"/>
+        <w:gridCol w:w="1728"/>
+        <w:gridCol w:w="1728"/>
       </w:tblGrid>
       <w:tr>
         <w:tc>
           <w:tcPr>
-            <w:tcW w:type="dxa" w:w="2880"/>
+            <w:tcW w:type="dxa" w:w="1728"/>
           </w:tcPr>
           <w:p>
             <w:r>
@@ -332,7 +339,7 @@
         </w:tc>
         <w:tc>
           <w:tcPr>
-            <w:tcW w:type="dxa" w:w="2880"/>
+            <w:tcW w:type="dxa" w:w="1728"/>
           </w:tcPr>
           <w:p>
             <w:r>
@@ -342,7 +349,27 @@
         </w:tc>
         <w:tc>
           <w:tcPr>
-            <w:tcW w:type="dxa" w:w="2880"/>
+            <w:tcW w:type="dxa" w:w="1728"/>
+          </w:tcPr>
+          <w:p>
+            <w:r>
+              <w:t>CV_auPRC</w:t>
+            </w:r>
+          </w:p>
+        </w:tc>
+        <w:tc>
+          <w:tcPr>
+            <w:tcW w:type="dxa" w:w="1728"/>
+          </w:tcPr>
+          <w:p>
+            <w:r>
+              <w:t>CV_combined</w:t>
+            </w:r>
+          </w:p>
+        </w:tc>
+        <w:tc>
+          <w:tcPr>
+            <w:tcW w:type="dxa" w:w="1728"/>
           </w:tcPr>
           <w:p>
             <w:r>
@@ -354,7 +381,7 @@
       <w:tr>
         <w:tc>
           <w:tcPr>
-            <w:tcW w:type="dxa" w:w="2880"/>
+            <w:tcW w:type="dxa" w:w="1728"/>
           </w:tcPr>
           <w:p>
             <w:r>
@@ -364,7 +391,7 @@
         </w:tc>
         <w:tc>
           <w:tcPr>
-            <w:tcW w:type="dxa" w:w="2880"/>
+            <w:tcW w:type="dxa" w:w="1728"/>
           </w:tcPr>
           <w:p>
             <w:r>
@@ -374,7 +401,27 @@
         </w:tc>
         <w:tc>
           <w:tcPr>
-            <w:tcW w:type="dxa" w:w="2880"/>
+            <w:tcW w:type="dxa" w:w="1728"/>
+          </w:tcPr>
+          <w:p>
+            <w:r>
+              <w:t>0.05</w:t>
+            </w:r>
+          </w:p>
+        </w:tc>
+        <w:tc>
+          <w:tcPr>
+            <w:tcW w:type="dxa" w:w="1728"/>
+          </w:tcPr>
+          <w:p>
+            <w:r>
+              <w:t>0.386</w:t>
+            </w:r>
+          </w:p>
+        </w:tc>
+        <w:tc>
+          <w:tcPr>
+            <w:tcW w:type="dxa" w:w="1728"/>
           </w:tcPr>
           <w:p>
             <w:r>
@@ -386,7 +433,7 @@
       <w:tr>
         <w:tc>
           <w:tcPr>
-            <w:tcW w:type="dxa" w:w="2880"/>
+            <w:tcW w:type="dxa" w:w="1728"/>
           </w:tcPr>
           <w:p>
             <w:r>
@@ -396,7 +443,7 @@
         </w:tc>
         <w:tc>
           <w:tcPr>
-            <w:tcW w:type="dxa" w:w="2880"/>
+            <w:tcW w:type="dxa" w:w="1728"/>
           </w:tcPr>
           <w:p>
             <w:r>
@@ -406,7 +453,27 @@
         </w:tc>
         <w:tc>
           <w:tcPr>
-            <w:tcW w:type="dxa" w:w="2880"/>
+            <w:tcW w:type="dxa" w:w="1728"/>
+          </w:tcPr>
+          <w:p>
+            <w:r>
+              <w:t>0.0587</w:t>
+            </w:r>
+          </w:p>
+        </w:tc>
+        <w:tc>
+          <w:tcPr>
+            <w:tcW w:type="dxa" w:w="1728"/>
+          </w:tcPr>
+          <w:p>
+            <w:r>
+              <w:t>0.3679</w:t>
+            </w:r>
+          </w:p>
+        </w:tc>
+        <w:tc>
+          <w:tcPr>
+            <w:tcW w:type="dxa" w:w="1728"/>
           </w:tcPr>
           <w:p>
             <w:r>
@@ -418,7 +485,7 @@
       <w:tr>
         <w:tc>
           <w:tcPr>
-            <w:tcW w:type="dxa" w:w="2880"/>
+            <w:tcW w:type="dxa" w:w="1728"/>
           </w:tcPr>
           <w:p>
             <w:r>
@@ -428,7 +495,7 @@
         </w:tc>
         <w:tc>
           <w:tcPr>
-            <w:tcW w:type="dxa" w:w="2880"/>
+            <w:tcW w:type="dxa" w:w="1728"/>
           </w:tcPr>
           <w:p>
             <w:r>
@@ -438,7 +505,27 @@
         </w:tc>
         <w:tc>
           <w:tcPr>
-            <w:tcW w:type="dxa" w:w="2880"/>
+            <w:tcW w:type="dxa" w:w="1728"/>
+          </w:tcPr>
+          <w:p>
+            <w:r>
+              <w:t>0.0379</w:t>
+            </w:r>
+          </w:p>
+        </w:tc>
+        <w:tc>
+          <w:tcPr>
+            <w:tcW w:type="dxa" w:w="1728"/>
+          </w:tcPr>
+          <w:p>
+            <w:r>
+              <w:t>0.3579</w:t>
+            </w:r>
+          </w:p>
+        </w:tc>
+        <w:tc>
+          <w:tcPr>
+            <w:tcW w:type="dxa" w:w="1728"/>
           </w:tcPr>
           <w:p>
             <w:r>
@@ -453,7 +540,12 @@
         <w:pStyle w:val="Heading1"/>
       </w:pPr>
       <w:r>
-        <w:t>Full performance metrics (test set)</w:t>
+        <w:t>Held-out performance metrics</w:t>
+      </w:r>
+    </w:p>
+    <w:p>
+      <w:r>
+        <w:t>Reported for every candidate for transparency; only the model selected by CV_combined above is the prespecified final model. Rows are ordered by the CV selection criterion.</w:t>
       </w:r>
     </w:p>
     <w:tbl>
@@ -463,30 +555,31 @@
         <w:tblLook w:firstColumn="1" w:firstRow="1" w:lastColumn="0" w:lastRow="0" w:noHBand="0" w:noVBand="1" w:val="04A0"/>
       </w:tblPr>
       <w:tblGrid>
-        <w:gridCol w:w="455"/>
-        <w:gridCol w:w="455"/>
-        <w:gridCol w:w="455"/>
-        <w:gridCol w:w="455"/>
-        <w:gridCol w:w="455"/>
-        <w:gridCol w:w="455"/>
-        <w:gridCol w:w="455"/>
-        <w:gridCol w:w="455"/>
-        <w:gridCol w:w="455"/>
-        <w:gridCol w:w="455"/>
-        <w:gridCol w:w="455"/>
-        <w:gridCol w:w="455"/>
-        <w:gridCol w:w="455"/>
-        <w:gridCol w:w="455"/>
-        <w:gridCol w:w="455"/>
-        <w:gridCol w:w="455"/>
-        <w:gridCol w:w="455"/>
-        <w:gridCol w:w="455"/>
-        <w:gridCol w:w="455"/>
+        <w:gridCol w:w="432"/>
+        <w:gridCol w:w="432"/>
+        <w:gridCol w:w="432"/>
+        <w:gridCol w:w="432"/>
+        <w:gridCol w:w="432"/>
+        <w:gridCol w:w="432"/>
+        <w:gridCol w:w="432"/>
+        <w:gridCol w:w="432"/>
+        <w:gridCol w:w="432"/>
+        <w:gridCol w:w="432"/>
+        <w:gridCol w:w="432"/>
+        <w:gridCol w:w="432"/>
+        <w:gridCol w:w="432"/>
+        <w:gridCol w:w="432"/>
+        <w:gridCol w:w="432"/>
+        <w:gridCol w:w="432"/>
+        <w:gridCol w:w="432"/>
+        <w:gridCol w:w="432"/>
+        <w:gridCol w:w="432"/>
+        <w:gridCol w:w="432"/>
       </w:tblGrid>
       <w:tr>
         <w:tc>
           <w:tcPr>
-            <w:tcW w:type="dxa" w:w="455"/>
+            <w:tcW w:type="dxa" w:w="432"/>
           </w:tcPr>
           <w:p>
             <w:r>
@@ -496,7 +589,17 @@
         </w:tc>
         <w:tc>
           <w:tcPr>
-            <w:tcW w:type="dxa" w:w="455"/>
+            <w:tcW w:type="dxa" w:w="432"/>
+          </w:tcPr>
+          <w:p>
+            <w:r>
+              <w:t>CV_combined</w:t>
+            </w:r>
+          </w:p>
+        </w:tc>
+        <w:tc>
+          <w:tcPr>
+            <w:tcW w:type="dxa" w:w="432"/>
           </w:tcPr>
           <w:p>
             <w:r>
@@ -506,7 +609,7 @@
         </w:tc>
         <w:tc>
           <w:tcPr>
-            <w:tcW w:type="dxa" w:w="455"/>
+            <w:tcW w:type="dxa" w:w="432"/>
           </w:tcPr>
           <w:p>
             <w:r>
@@ -516,7 +619,7 @@
         </w:tc>
         <w:tc>
           <w:tcPr>
-            <w:tcW w:type="dxa" w:w="455"/>
+            <w:tcW w:type="dxa" w:w="432"/>
           </w:tcPr>
           <w:p>
             <w:r>
@@ -526,7 +629,7 @@
         </w:tc>
         <w:tc>
           <w:tcPr>
-            <w:tcW w:type="dxa" w:w="455"/>
+            <w:tcW w:type="dxa" w:w="432"/>
           </w:tcPr>
           <w:p>
             <w:r>
@@ -536,7 +639,7 @@
         </w:tc>
         <w:tc>
           <w:tcPr>
-            <w:tcW w:type="dxa" w:w="455"/>
+            <w:tcW w:type="dxa" w:w="432"/>
           </w:tcPr>
           <w:p>
             <w:r>
@@ -546,7 +649,7 @@
         </w:tc>
         <w:tc>
           <w:tcPr>
-            <w:tcW w:type="dxa" w:w="455"/>
+            <w:tcW w:type="dxa" w:w="432"/>
           </w:tcPr>
           <w:p>
             <w:r>
@@ -556,7 +659,7 @@
         </w:tc>
         <w:tc>
           <w:tcPr>
-            <w:tcW w:type="dxa" w:w="455"/>
+            <w:tcW w:type="dxa" w:w="432"/>
           </w:tcPr>
           <w:p>
             <w:r>
@@ -566,7 +669,7 @@
         </w:tc>
         <w:tc>
           <w:tcPr>
-            <w:tcW w:type="dxa" w:w="455"/>
+            <w:tcW w:type="dxa" w:w="432"/>
           </w:tcPr>
           <w:p>
             <w:r>
@@ -576,7 +679,7 @@
         </w:tc>
         <w:tc>
           <w:tcPr>
-            <w:tcW w:type="dxa" w:w="455"/>
+            <w:tcW w:type="dxa" w:w="432"/>
           </w:tcPr>
           <w:p>
             <w:r>
@@ -586,7 +689,7 @@
         </w:tc>
         <w:tc>
           <w:tcPr>
-            <w:tcW w:type="dxa" w:w="455"/>
+            <w:tcW w:type="dxa" w:w="432"/>
           </w:tcPr>
           <w:p>
             <w:r>
@@ -596,7 +699,7 @@
         </w:tc>
         <w:tc>
           <w:tcPr>
-            <w:tcW w:type="dxa" w:w="455"/>
+            <w:tcW w:type="dxa" w:w="432"/>
           </w:tcPr>
           <w:p>
             <w:r>
@@ -606,7 +709,7 @@
         </w:tc>
         <w:tc>
           <w:tcPr>
-            <w:tcW w:type="dxa" w:w="455"/>
+            <w:tcW w:type="dxa" w:w="432"/>
           </w:tcPr>
           <w:p>
             <w:r>
@@ -616,7 +719,7 @@
         </w:tc>
         <w:tc>
           <w:tcPr>
-            <w:tcW w:type="dxa" w:w="455"/>
+            <w:tcW w:type="dxa" w:w="432"/>
           </w:tcPr>
           <w:p>
             <w:r>
@@ -626,7 +729,7 @@
         </w:tc>
         <w:tc>
           <w:tcPr>
-            <w:tcW w:type="dxa" w:w="455"/>
+            <w:tcW w:type="dxa" w:w="432"/>
           </w:tcPr>
           <w:p>
             <w:r>
@@ -636,7 +739,7 @@
         </w:tc>
         <w:tc>
           <w:tcPr>
-            <w:tcW w:type="dxa" w:w="455"/>
+            <w:tcW w:type="dxa" w:w="432"/>
           </w:tcPr>
           <w:p>
             <w:r>
@@ -646,7 +749,7 @@
         </w:tc>
         <w:tc>
           <w:tcPr>
-            <w:tcW w:type="dxa" w:w="455"/>
+            <w:tcW w:type="dxa" w:w="432"/>
           </w:tcPr>
           <w:p>
             <w:r>
@@ -656,7 +759,7 @@
         </w:tc>
         <w:tc>
           <w:tcPr>
-            <w:tcW w:type="dxa" w:w="455"/>
+            <w:tcW w:type="dxa" w:w="432"/>
           </w:tcPr>
           <w:p>
             <w:r>
@@ -666,7 +769,7 @@
         </w:tc>
         <w:tc>
           <w:tcPr>
-            <w:tcW w:type="dxa" w:w="455"/>
+            <w:tcW w:type="dxa" w:w="432"/>
           </w:tcPr>
           <w:p>
             <w:r>
@@ -678,87 +781,107 @@
       <w:tr>
         <w:tc>
           <w:tcPr>
-            <w:tcW w:type="dxa" w:w="455"/>
+            <w:tcW w:type="dxa" w:w="432"/>
           </w:tcPr>
           <w:p>
             <w:r>
-              <w:t>XGBoost</w:t>
+              <w:t>LogisticRegression</w:t>
             </w:r>
           </w:p>
         </w:tc>
         <w:tc>
           <w:tcPr>
-            <w:tcW w:type="dxa" w:w="455"/>
+            <w:tcW w:type="dxa" w:w="432"/>
           </w:tcPr>
           <w:p>
             <w:r>
-              <w:t>0</w:t>
+              <w:t>0.386</w:t>
             </w:r>
           </w:p>
         </w:tc>
         <w:tc>
           <w:tcPr>
-            <w:tcW w:type="dxa" w:w="455"/>
+            <w:tcW w:type="dxa" w:w="432"/>
           </w:tcPr>
           <w:p>
             <w:r>
-              <w:t>1774</w:t>
+              <w:t>3</w:t>
             </w:r>
           </w:p>
         </w:tc>
         <w:tc>
           <w:tcPr>
-            <w:tcW w:type="dxa" w:w="455"/>
+            <w:tcW w:type="dxa" w:w="432"/>
           </w:tcPr>
           <w:p>
             <w:r>
-              <w:t>0</w:t>
+              <w:t>1771</w:t>
             </w:r>
           </w:p>
         </w:tc>
         <w:tc>
           <w:tcPr>
-            <w:tcW w:type="dxa" w:w="455"/>
+            <w:tcW w:type="dxa" w:w="432"/>
           </w:tcPr>
           <w:p>
             <w:r>
-              <w:t>26</w:t>
+              <w:t>3</w:t>
             </w:r>
           </w:p>
         </w:tc>
         <w:tc>
           <w:tcPr>
-            <w:tcW w:type="dxa" w:w="455"/>
+            <w:tcW w:type="dxa" w:w="432"/>
           </w:tcPr>
           <w:p>
             <w:r>
-              <w:t>0.0</w:t>
+              <w:t>23</w:t>
             </w:r>
           </w:p>
         </w:tc>
         <w:tc>
           <w:tcPr>
-            <w:tcW w:type="dxa" w:w="455"/>
+            <w:tcW w:type="dxa" w:w="432"/>
           </w:tcPr>
           <w:p>
             <w:r>
-              <w:t>1.0</w:t>
+              <w:t>0.1154</w:t>
             </w:r>
           </w:p>
         </w:tc>
         <w:tc>
           <w:tcPr>
-            <w:tcW w:type="dxa" w:w="455"/>
+            <w:tcW w:type="dxa" w:w="432"/>
           </w:tcPr>
           <w:p>
             <w:r>
-              <w:t>nan</w:t>
+              <w:t>0.9983</w:t>
             </w:r>
           </w:p>
         </w:tc>
         <w:tc>
           <w:tcPr>
-            <w:tcW w:type="dxa" w:w="455"/>
+            <w:tcW w:type="dxa" w:w="432"/>
+          </w:tcPr>
+          <w:p>
+            <w:r>
+              <w:t>0.5</w:t>
+            </w:r>
+          </w:p>
+        </w:tc>
+        <w:tc>
+          <w:tcPr>
+            <w:tcW w:type="dxa" w:w="432"/>
+          </w:tcPr>
+          <w:p>
+            <w:r>
+              <w:t>0.9872</w:t>
+            </w:r>
+          </w:p>
+        </w:tc>
+        <w:tc>
+          <w:tcPr>
+            <w:tcW w:type="dxa" w:w="432"/>
           </w:tcPr>
           <w:p>
             <w:r>
@@ -768,209 +891,7 @@
         </w:tc>
         <w:tc>
           <w:tcPr>
-            <w:tcW w:type="dxa" w:w="455"/>
-          </w:tcPr>
-          <w:p>
-            <w:r>
-              <w:t>0.9856</w:t>
-            </w:r>
-          </w:p>
-        </w:tc>
-        <w:tc>
-          <w:tcPr>
-            <w:tcW w:type="dxa" w:w="455"/>
-          </w:tcPr>
-          <w:p>
-            <w:r>
-              <w:t>0.5</w:t>
-            </w:r>
-          </w:p>
-        </w:tc>
-        <w:tc>
-          <w:tcPr>
-            <w:tcW w:type="dxa" w:w="455"/>
-          </w:tcPr>
-          <w:p>
-            <w:r>
-              <w:t>0.0</w:t>
-            </w:r>
-          </w:p>
-        </w:tc>
-        <w:tc>
-          <w:tcPr>
-            <w:tcW w:type="dxa" w:w="455"/>
-          </w:tcPr>
-          <w:p>
-            <w:r>
-              <w:t>0.0</w:t>
-            </w:r>
-          </w:p>
-        </w:tc>
-        <w:tc>
-          <w:tcPr>
-            <w:tcW w:type="dxa" w:w="455"/>
-          </w:tcPr>
-          <w:p>
-            <w:r>
-              <w:t>0.0</w:t>
-            </w:r>
-          </w:p>
-        </w:tc>
-        <w:tc>
-          <w:tcPr>
-            <w:tcW w:type="dxa" w:w="455"/>
-          </w:tcPr>
-          <w:p>
-            <w:r>
-              <w:t>0.8632</w:t>
-            </w:r>
-          </w:p>
-        </w:tc>
-        <w:tc>
-          <w:tcPr>
-            <w:tcW w:type="dxa" w:w="455"/>
-          </w:tcPr>
-          <w:p>
-            <w:r>
-              <w:t>0.1566</w:t>
-            </w:r>
-          </w:p>
-        </w:tc>
-        <w:tc>
-          <w:tcPr>
-            <w:tcW w:type="dxa" w:w="455"/>
-          </w:tcPr>
-          <w:p>
-            <w:r>
-              <w:t>0.0593</w:t>
-            </w:r>
-          </w:p>
-        </w:tc>
-        <w:tc>
-          <w:tcPr>
-            <w:tcW w:type="dxa" w:w="455"/>
-          </w:tcPr>
-          <w:p>
-            <w:r>
-              <w:t>0.0132</w:t>
-            </w:r>
-          </w:p>
-        </w:tc>
-        <w:tc>
-          <w:tcPr>
-            <w:tcW w:type="dxa" w:w="455"/>
-          </w:tcPr>
-          <w:p>
-            <w:r>
-              <w:t>0.5099</w:t>
-            </w:r>
-          </w:p>
-        </w:tc>
-      </w:tr>
-      <w:tr>
-        <w:tc>
-          <w:tcPr>
-            <w:tcW w:type="dxa" w:w="455"/>
-          </w:tcPr>
-          <w:p>
-            <w:r>
-              <w:t>LogisticRegression</w:t>
-            </w:r>
-          </w:p>
-        </w:tc>
-        <w:tc>
-          <w:tcPr>
-            <w:tcW w:type="dxa" w:w="455"/>
-          </w:tcPr>
-          <w:p>
-            <w:r>
-              <w:t>3</w:t>
-            </w:r>
-          </w:p>
-        </w:tc>
-        <w:tc>
-          <w:tcPr>
-            <w:tcW w:type="dxa" w:w="455"/>
-          </w:tcPr>
-          <w:p>
-            <w:r>
-              <w:t>1771</w:t>
-            </w:r>
-          </w:p>
-        </w:tc>
-        <w:tc>
-          <w:tcPr>
-            <w:tcW w:type="dxa" w:w="455"/>
-          </w:tcPr>
-          <w:p>
-            <w:r>
-              <w:t>3</w:t>
-            </w:r>
-          </w:p>
-        </w:tc>
-        <w:tc>
-          <w:tcPr>
-            <w:tcW w:type="dxa" w:w="455"/>
-          </w:tcPr>
-          <w:p>
-            <w:r>
-              <w:t>23</w:t>
-            </w:r>
-          </w:p>
-        </w:tc>
-        <w:tc>
-          <w:tcPr>
-            <w:tcW w:type="dxa" w:w="455"/>
-          </w:tcPr>
-          <w:p>
-            <w:r>
-              <w:t>0.1154</w:t>
-            </w:r>
-          </w:p>
-        </w:tc>
-        <w:tc>
-          <w:tcPr>
-            <w:tcW w:type="dxa" w:w="455"/>
-          </w:tcPr>
-          <w:p>
-            <w:r>
-              <w:t>0.9983</w:t>
-            </w:r>
-          </w:p>
-        </w:tc>
-        <w:tc>
-          <w:tcPr>
-            <w:tcW w:type="dxa" w:w="455"/>
-          </w:tcPr>
-          <w:p>
-            <w:r>
-              <w:t>0.5</w:t>
-            </w:r>
-          </w:p>
-        </w:tc>
-        <w:tc>
-          <w:tcPr>
-            <w:tcW w:type="dxa" w:w="455"/>
-          </w:tcPr>
-          <w:p>
-            <w:r>
-              <w:t>0.9872</w:t>
-            </w:r>
-          </w:p>
-        </w:tc>
-        <w:tc>
-          <w:tcPr>
-            <w:tcW w:type="dxa" w:w="455"/>
-          </w:tcPr>
-          <w:p>
-            <w:r>
-              <w:t>0.9856</w:t>
-            </w:r>
-          </w:p>
-        </w:tc>
-        <w:tc>
-          <w:tcPr>
-            <w:tcW w:type="dxa" w:w="455"/>
+            <w:tcW w:type="dxa" w:w="432"/>
           </w:tcPr>
           <w:p>
             <w:r>
@@ -980,7 +901,7 @@
         </w:tc>
         <w:tc>
           <w:tcPr>
-            <w:tcW w:type="dxa" w:w="455"/>
+            <w:tcW w:type="dxa" w:w="432"/>
           </w:tcPr>
           <w:p>
             <w:r>
@@ -990,7 +911,7 @@
         </w:tc>
         <w:tc>
           <w:tcPr>
-            <w:tcW w:type="dxa" w:w="455"/>
+            <w:tcW w:type="dxa" w:w="432"/>
           </w:tcPr>
           <w:p>
             <w:r>
@@ -1000,7 +921,7 @@
         </w:tc>
         <w:tc>
           <w:tcPr>
-            <w:tcW w:type="dxa" w:w="455"/>
+            <w:tcW w:type="dxa" w:w="432"/>
           </w:tcPr>
           <w:p>
             <w:r>
@@ -1010,7 +931,7 @@
         </w:tc>
         <w:tc>
           <w:tcPr>
-            <w:tcW w:type="dxa" w:w="455"/>
+            <w:tcW w:type="dxa" w:w="432"/>
           </w:tcPr>
           <w:p>
             <w:r>
@@ -1020,7 +941,7 @@
         </w:tc>
         <w:tc>
           <w:tcPr>
-            <w:tcW w:type="dxa" w:w="455"/>
+            <w:tcW w:type="dxa" w:w="432"/>
           </w:tcPr>
           <w:p>
             <w:r>
@@ -1030,7 +951,7 @@
         </w:tc>
         <w:tc>
           <w:tcPr>
-            <w:tcW w:type="dxa" w:w="455"/>
+            <w:tcW w:type="dxa" w:w="432"/>
           </w:tcPr>
           <w:p>
             <w:r>
@@ -1040,7 +961,7 @@
         </w:tc>
         <w:tc>
           <w:tcPr>
-            <w:tcW w:type="dxa" w:w="455"/>
+            <w:tcW w:type="dxa" w:w="432"/>
           </w:tcPr>
           <w:p>
             <w:r>
@@ -1050,7 +971,7 @@
         </w:tc>
         <w:tc>
           <w:tcPr>
-            <w:tcW w:type="dxa" w:w="455"/>
+            <w:tcW w:type="dxa" w:w="432"/>
           </w:tcPr>
           <w:p>
             <w:r>
@@ -1062,7 +983,7 @@
       <w:tr>
         <w:tc>
           <w:tcPr>
-            <w:tcW w:type="dxa" w:w="455"/>
+            <w:tcW w:type="dxa" w:w="432"/>
           </w:tcPr>
           <w:p>
             <w:r>
@@ -1072,7 +993,17 @@
         </w:tc>
         <w:tc>
           <w:tcPr>
-            <w:tcW w:type="dxa" w:w="455"/>
+            <w:tcW w:type="dxa" w:w="432"/>
+          </w:tcPr>
+          <w:p>
+            <w:r>
+              <w:t>0.3679</w:t>
+            </w:r>
+          </w:p>
+        </w:tc>
+        <w:tc>
+          <w:tcPr>
+            <w:tcW w:type="dxa" w:w="432"/>
           </w:tcPr>
           <w:p>
             <w:r>
@@ -1082,7 +1013,7 @@
         </w:tc>
         <w:tc>
           <w:tcPr>
-            <w:tcW w:type="dxa" w:w="455"/>
+            <w:tcW w:type="dxa" w:w="432"/>
           </w:tcPr>
           <w:p>
             <w:r>
@@ -1092,7 +1023,7 @@
         </w:tc>
         <w:tc>
           <w:tcPr>
-            <w:tcW w:type="dxa" w:w="455"/>
+            <w:tcW w:type="dxa" w:w="432"/>
           </w:tcPr>
           <w:p>
             <w:r>
@@ -1102,7 +1033,7 @@
         </w:tc>
         <w:tc>
           <w:tcPr>
-            <w:tcW w:type="dxa" w:w="455"/>
+            <w:tcW w:type="dxa" w:w="432"/>
           </w:tcPr>
           <w:p>
             <w:r>
@@ -1112,7 +1043,7 @@
         </w:tc>
         <w:tc>
           <w:tcPr>
-            <w:tcW w:type="dxa" w:w="455"/>
+            <w:tcW w:type="dxa" w:w="432"/>
           </w:tcPr>
           <w:p>
             <w:r>
@@ -1122,7 +1053,7 @@
         </w:tc>
         <w:tc>
           <w:tcPr>
-            <w:tcW w:type="dxa" w:w="455"/>
+            <w:tcW w:type="dxa" w:w="432"/>
           </w:tcPr>
           <w:p>
             <w:r>
@@ -1132,7 +1063,7 @@
         </w:tc>
         <w:tc>
           <w:tcPr>
-            <w:tcW w:type="dxa" w:w="455"/>
+            <w:tcW w:type="dxa" w:w="432"/>
           </w:tcPr>
           <w:p>
             <w:r>
@@ -1142,7 +1073,7 @@
         </w:tc>
         <w:tc>
           <w:tcPr>
-            <w:tcW w:type="dxa" w:w="455"/>
+            <w:tcW w:type="dxa" w:w="432"/>
           </w:tcPr>
           <w:p>
             <w:r>
@@ -1152,7 +1083,7 @@
         </w:tc>
         <w:tc>
           <w:tcPr>
-            <w:tcW w:type="dxa" w:w="455"/>
+            <w:tcW w:type="dxa" w:w="432"/>
           </w:tcPr>
           <w:p>
             <w:r>
@@ -1162,7 +1093,7 @@
         </w:tc>
         <w:tc>
           <w:tcPr>
-            <w:tcW w:type="dxa" w:w="455"/>
+            <w:tcW w:type="dxa" w:w="432"/>
           </w:tcPr>
           <w:p>
             <w:r>
@@ -1172,7 +1103,7 @@
         </w:tc>
         <w:tc>
           <w:tcPr>
-            <w:tcW w:type="dxa" w:w="455"/>
+            <w:tcW w:type="dxa" w:w="432"/>
           </w:tcPr>
           <w:p>
             <w:r>
@@ -1182,7 +1113,7 @@
         </w:tc>
         <w:tc>
           <w:tcPr>
-            <w:tcW w:type="dxa" w:w="455"/>
+            <w:tcW w:type="dxa" w:w="432"/>
           </w:tcPr>
           <w:p>
             <w:r>
@@ -1192,7 +1123,7 @@
         </w:tc>
         <w:tc>
           <w:tcPr>
-            <w:tcW w:type="dxa" w:w="455"/>
+            <w:tcW w:type="dxa" w:w="432"/>
           </w:tcPr>
           <w:p>
             <w:r>
@@ -1202,7 +1133,7 @@
         </w:tc>
         <w:tc>
           <w:tcPr>
-            <w:tcW w:type="dxa" w:w="455"/>
+            <w:tcW w:type="dxa" w:w="432"/>
           </w:tcPr>
           <w:p>
             <w:r>
@@ -1212,7 +1143,7 @@
         </w:tc>
         <w:tc>
           <w:tcPr>
-            <w:tcW w:type="dxa" w:w="455"/>
+            <w:tcW w:type="dxa" w:w="432"/>
           </w:tcPr>
           <w:p>
             <w:r>
@@ -1222,7 +1153,7 @@
         </w:tc>
         <w:tc>
           <w:tcPr>
-            <w:tcW w:type="dxa" w:w="455"/>
+            <w:tcW w:type="dxa" w:w="432"/>
           </w:tcPr>
           <w:p>
             <w:r>
@@ -1232,7 +1163,7 @@
         </w:tc>
         <w:tc>
           <w:tcPr>
-            <w:tcW w:type="dxa" w:w="455"/>
+            <w:tcW w:type="dxa" w:w="432"/>
           </w:tcPr>
           <w:p>
             <w:r>
@@ -1242,11 +1173,213 @@
         </w:tc>
         <w:tc>
           <w:tcPr>
-            <w:tcW w:type="dxa" w:w="455"/>
+            <w:tcW w:type="dxa" w:w="432"/>
           </w:tcPr>
           <w:p>
             <w:r>
               <w:t>0.4738</w:t>
+            </w:r>
+          </w:p>
+        </w:tc>
+      </w:tr>
+      <w:tr>
+        <w:tc>
+          <w:tcPr>
+            <w:tcW w:type="dxa" w:w="432"/>
+          </w:tcPr>
+          <w:p>
+            <w:r>
+              <w:t>XGBoost</w:t>
+            </w:r>
+          </w:p>
+        </w:tc>
+        <w:tc>
+          <w:tcPr>
+            <w:tcW w:type="dxa" w:w="432"/>
+          </w:tcPr>
+          <w:p>
+            <w:r>
+              <w:t>0.3579</w:t>
+            </w:r>
+          </w:p>
+        </w:tc>
+        <w:tc>
+          <w:tcPr>
+            <w:tcW w:type="dxa" w:w="432"/>
+          </w:tcPr>
+          <w:p>
+            <w:r>
+              <w:t>0</w:t>
+            </w:r>
+          </w:p>
+        </w:tc>
+        <w:tc>
+          <w:tcPr>
+            <w:tcW w:type="dxa" w:w="432"/>
+          </w:tcPr>
+          <w:p>
+            <w:r>
+              <w:t>1774</w:t>
+            </w:r>
+          </w:p>
+        </w:tc>
+        <w:tc>
+          <w:tcPr>
+            <w:tcW w:type="dxa" w:w="432"/>
+          </w:tcPr>
+          <w:p>
+            <w:r>
+              <w:t>0</w:t>
+            </w:r>
+          </w:p>
+        </w:tc>
+        <w:tc>
+          <w:tcPr>
+            <w:tcW w:type="dxa" w:w="432"/>
+          </w:tcPr>
+          <w:p>
+            <w:r>
+              <w:t>26</w:t>
+            </w:r>
+          </w:p>
+        </w:tc>
+        <w:tc>
+          <w:tcPr>
+            <w:tcW w:type="dxa" w:w="432"/>
+          </w:tcPr>
+          <w:p>
+            <w:r>
+              <w:t>0.0</w:t>
+            </w:r>
+          </w:p>
+        </w:tc>
+        <w:tc>
+          <w:tcPr>
+            <w:tcW w:type="dxa" w:w="432"/>
+          </w:tcPr>
+          <w:p>
+            <w:r>
+              <w:t>1.0</w:t>
+            </w:r>
+          </w:p>
+        </w:tc>
+        <w:tc>
+          <w:tcPr>
+            <w:tcW w:type="dxa" w:w="432"/>
+          </w:tcPr>
+          <w:p>
+            <w:r>
+              <w:t>nan</w:t>
+            </w:r>
+          </w:p>
+        </w:tc>
+        <w:tc>
+          <w:tcPr>
+            <w:tcW w:type="dxa" w:w="432"/>
+          </w:tcPr>
+          <w:p>
+            <w:r>
+              <w:t>0.9856</w:t>
+            </w:r>
+          </w:p>
+        </w:tc>
+        <w:tc>
+          <w:tcPr>
+            <w:tcW w:type="dxa" w:w="432"/>
+          </w:tcPr>
+          <w:p>
+            <w:r>
+              <w:t>0.9856</w:t>
+            </w:r>
+          </w:p>
+        </w:tc>
+        <w:tc>
+          <w:tcPr>
+            <w:tcW w:type="dxa" w:w="432"/>
+          </w:tcPr>
+          <w:p>
+            <w:r>
+              <w:t>0.5</w:t>
+            </w:r>
+          </w:p>
+        </w:tc>
+        <w:tc>
+          <w:tcPr>
+            <w:tcW w:type="dxa" w:w="432"/>
+          </w:tcPr>
+          <w:p>
+            <w:r>
+              <w:t>0.0</w:t>
+            </w:r>
+          </w:p>
+        </w:tc>
+        <w:tc>
+          <w:tcPr>
+            <w:tcW w:type="dxa" w:w="432"/>
+          </w:tcPr>
+          <w:p>
+            <w:r>
+              <w:t>0.0</w:t>
+            </w:r>
+          </w:p>
+        </w:tc>
+        <w:tc>
+          <w:tcPr>
+            <w:tcW w:type="dxa" w:w="432"/>
+          </w:tcPr>
+          <w:p>
+            <w:r>
+              <w:t>0.0</w:t>
+            </w:r>
+          </w:p>
+        </w:tc>
+        <w:tc>
+          <w:tcPr>
+            <w:tcW w:type="dxa" w:w="432"/>
+          </w:tcPr>
+          <w:p>
+            <w:r>
+              <w:t>0.8632</w:t>
+            </w:r>
+          </w:p>
+        </w:tc>
+        <w:tc>
+          <w:tcPr>
+            <w:tcW w:type="dxa" w:w="432"/>
+          </w:tcPr>
+          <w:p>
+            <w:r>
+              <w:t>0.1566</w:t>
+            </w:r>
+          </w:p>
+        </w:tc>
+        <w:tc>
+          <w:tcPr>
+            <w:tcW w:type="dxa" w:w="432"/>
+          </w:tcPr>
+          <w:p>
+            <w:r>
+              <w:t>0.0593</w:t>
+            </w:r>
+          </w:p>
+        </w:tc>
+        <w:tc>
+          <w:tcPr>
+            <w:tcW w:type="dxa" w:w="432"/>
+          </w:tcPr>
+          <w:p>
+            <w:r>
+              <w:t>0.0132</w:t>
+            </w:r>
+          </w:p>
+        </w:tc>
+        <w:tc>
+          <w:tcPr>
+            <w:tcW w:type="dxa" w:w="432"/>
+          </w:tcPr>
+          <w:p>
+            <w:r>
+              <w:t>0.5099</w:t>
             </w:r>
           </w:p>
         </w:tc>
@@ -1301,12 +1434,12 @@
         <w:pStyle w:val="Heading1"/>
       </w:pPr>
       <w:r>
-        <w:t>Selected final model — XGBoost (combined=0.5099)</w:t>
+        <w:t>Selected final model — LogisticRegression (CV combined=0.386; held-out auROC=0.8025)</w:t>
       </w:r>
     </w:p>
     <w:p>
       <w:r>
-        <w:t>Among 3 candidate models, XGBoost achieved the highest combined score, with an area under the receiver operating characteristic curve of 0.8632 and area under the precision-recall curve of 0.1566.</w:t>
+        <w:t>Among 3 candidate models, LogisticRegression achieved the highest cross-validated combined score (0.386) within the training partition and was selected on that basis. Refitted on the complete training partition and evaluated once on the untouched held-out partition, it reached an area under the receiver operating characteristic curve of 0.8025 and an area under the precision-recall curve of 0.1878.</w:t>
       </w:r>
     </w:p>
     <w:p>
@@ -1465,7 +1598,7 @@
           </w:tcPr>
           <w:p>
             <w:r>
-              <w:t>7.0</w:t>
+              <w:t>10.0</w:t>
             </w:r>
           </w:p>
         </w:tc>
@@ -1475,7 +1608,7 @@
           </w:tcPr>
           <w:p>
             <w:r>
-              <w:t>1751.0</w:t>
+              <w:t>1729.0</w:t>
             </w:r>
           </w:p>
         </w:tc>
@@ -1485,7 +1618,7 @@
           </w:tcPr>
           <w:p>
             <w:r>
-              <w:t>23.0</w:t>
+              <w:t>45.0</w:t>
             </w:r>
           </w:p>
         </w:tc>
@@ -1495,7 +1628,7 @@
           </w:tcPr>
           <w:p>
             <w:r>
-              <w:t>19.0</w:t>
+              <w:t>16.0</w:t>
             </w:r>
           </w:p>
         </w:tc>
@@ -1505,7 +1638,7 @@
           </w:tcPr>
           <w:p>
             <w:r>
-              <w:t>0.269</w:t>
+              <w:t>0.385</w:t>
             </w:r>
           </w:p>
         </w:tc>
@@ -1515,7 +1648,7 @@
           </w:tcPr>
           <w:p>
             <w:r>
-              <w:t>0.987</w:t>
+              <w:t>0.975</w:t>
             </w:r>
           </w:p>
         </w:tc>
@@ -1525,7 +1658,7 @@
           </w:tcPr>
           <w:p>
             <w:r>
-              <w:t>0.233</w:t>
+              <w:t>0.182</w:t>
             </w:r>
           </w:p>
         </w:tc>
@@ -1535,7 +1668,7 @@
           </w:tcPr>
           <w:p>
             <w:r>
-              <w:t>0.989</w:t>
+              <w:t>0.991</w:t>
             </w:r>
           </w:p>
         </w:tc>
@@ -1545,7 +1678,7 @@
           </w:tcPr>
           <w:p>
             <w:r>
-              <w:t>0.25</w:t>
+              <w:t>0.247</w:t>
             </w:r>
           </w:p>
         </w:tc>
@@ -1555,7 +1688,7 @@
           </w:tcPr>
           <w:p>
             <w:r>
-              <w:t>0.977</w:t>
+              <w:t>0.966</w:t>
             </w:r>
           </w:p>
         </w:tc>
@@ -1577,7 +1710,231 @@
           </w:tcPr>
           <w:p>
             <w:r>
-              <w:t>1.0</w:t>
+              <w:t>6.0</w:t>
+            </w:r>
+          </w:p>
+        </w:tc>
+        <w:tc>
+          <w:tcPr>
+            <w:tcW w:type="dxa" w:w="785"/>
+          </w:tcPr>
+          <w:p>
+            <w:r>
+              <w:t>1756.0</w:t>
+            </w:r>
+          </w:p>
+        </w:tc>
+        <w:tc>
+          <w:tcPr>
+            <w:tcW w:type="dxa" w:w="785"/>
+          </w:tcPr>
+          <w:p>
+            <w:r>
+              <w:t>18.0</w:t>
+            </w:r>
+          </w:p>
+        </w:tc>
+        <w:tc>
+          <w:tcPr>
+            <w:tcW w:type="dxa" w:w="785"/>
+          </w:tcPr>
+          <w:p>
+            <w:r>
+              <w:t>20.0</w:t>
+            </w:r>
+          </w:p>
+        </w:tc>
+        <w:tc>
+          <w:tcPr>
+            <w:tcW w:type="dxa" w:w="785"/>
+          </w:tcPr>
+          <w:p>
+            <w:r>
+              <w:t>0.231</w:t>
+            </w:r>
+          </w:p>
+        </w:tc>
+        <w:tc>
+          <w:tcPr>
+            <w:tcW w:type="dxa" w:w="785"/>
+          </w:tcPr>
+          <w:p>
+            <w:r>
+              <w:t>0.99</w:t>
+            </w:r>
+          </w:p>
+        </w:tc>
+        <w:tc>
+          <w:tcPr>
+            <w:tcW w:type="dxa" w:w="785"/>
+          </w:tcPr>
+          <w:p>
+            <w:r>
+              <w:t>0.25</w:t>
+            </w:r>
+          </w:p>
+        </w:tc>
+        <w:tc>
+          <w:tcPr>
+            <w:tcW w:type="dxa" w:w="785"/>
+          </w:tcPr>
+          <w:p>
+            <w:r>
+              <w:t>0.989</w:t>
+            </w:r>
+          </w:p>
+        </w:tc>
+        <w:tc>
+          <w:tcPr>
+            <w:tcW w:type="dxa" w:w="785"/>
+          </w:tcPr>
+          <w:p>
+            <w:r>
+              <w:t>0.24</w:t>
+            </w:r>
+          </w:p>
+        </w:tc>
+        <w:tc>
+          <w:tcPr>
+            <w:tcW w:type="dxa" w:w="785"/>
+          </w:tcPr>
+          <w:p>
+            <w:r>
+              <w:t>0.979</w:t>
+            </w:r>
+          </w:p>
+        </w:tc>
+      </w:tr>
+      <w:tr>
+        <w:tc>
+          <w:tcPr>
+            <w:tcW w:type="dxa" w:w="785"/>
+          </w:tcPr>
+          <w:p>
+            <w:r>
+              <w:t>0.3</w:t>
+            </w:r>
+          </w:p>
+        </w:tc>
+        <w:tc>
+          <w:tcPr>
+            <w:tcW w:type="dxa" w:w="785"/>
+          </w:tcPr>
+          <w:p>
+            <w:r>
+              <w:t>5.0</w:t>
+            </w:r>
+          </w:p>
+        </w:tc>
+        <w:tc>
+          <w:tcPr>
+            <w:tcW w:type="dxa" w:w="785"/>
+          </w:tcPr>
+          <w:p>
+            <w:r>
+              <w:t>1765.0</w:t>
+            </w:r>
+          </w:p>
+        </w:tc>
+        <w:tc>
+          <w:tcPr>
+            <w:tcW w:type="dxa" w:w="785"/>
+          </w:tcPr>
+          <w:p>
+            <w:r>
+              <w:t>9.0</w:t>
+            </w:r>
+          </w:p>
+        </w:tc>
+        <w:tc>
+          <w:tcPr>
+            <w:tcW w:type="dxa" w:w="785"/>
+          </w:tcPr>
+          <w:p>
+            <w:r>
+              <w:t>21.0</w:t>
+            </w:r>
+          </w:p>
+        </w:tc>
+        <w:tc>
+          <w:tcPr>
+            <w:tcW w:type="dxa" w:w="785"/>
+          </w:tcPr>
+          <w:p>
+            <w:r>
+              <w:t>0.192</w:t>
+            </w:r>
+          </w:p>
+        </w:tc>
+        <w:tc>
+          <w:tcPr>
+            <w:tcW w:type="dxa" w:w="785"/>
+          </w:tcPr>
+          <w:p>
+            <w:r>
+              <w:t>0.995</w:t>
+            </w:r>
+          </w:p>
+        </w:tc>
+        <w:tc>
+          <w:tcPr>
+            <w:tcW w:type="dxa" w:w="785"/>
+          </w:tcPr>
+          <w:p>
+            <w:r>
+              <w:t>0.357</w:t>
+            </w:r>
+          </w:p>
+        </w:tc>
+        <w:tc>
+          <w:tcPr>
+            <w:tcW w:type="dxa" w:w="785"/>
+          </w:tcPr>
+          <w:p>
+            <w:r>
+              <w:t>0.988</w:t>
+            </w:r>
+          </w:p>
+        </w:tc>
+        <w:tc>
+          <w:tcPr>
+            <w:tcW w:type="dxa" w:w="785"/>
+          </w:tcPr>
+          <w:p>
+            <w:r>
+              <w:t>0.25</w:t>
+            </w:r>
+          </w:p>
+        </w:tc>
+        <w:tc>
+          <w:tcPr>
+            <w:tcW w:type="dxa" w:w="785"/>
+          </w:tcPr>
+          <w:p>
+            <w:r>
+              <w:t>0.983</w:t>
+            </w:r>
+          </w:p>
+        </w:tc>
+      </w:tr>
+      <w:tr>
+        <w:tc>
+          <w:tcPr>
+            <w:tcW w:type="dxa" w:w="785"/>
+          </w:tcPr>
+          <w:p>
+            <w:r>
+              <w:t>0.4</w:t>
+            </w:r>
+          </w:p>
+        </w:tc>
+        <w:tc>
+          <w:tcPr>
+            <w:tcW w:type="dxa" w:w="785"/>
+          </w:tcPr>
+          <w:p>
+            <w:r>
+              <w:t>4.0</w:t>
             </w:r>
           </w:p>
         </w:tc>
@@ -1607,7 +1964,7 @@
           </w:tcPr>
           <w:p>
             <w:r>
-              <w:t>25.0</w:t>
+              <w:t>22.0</w:t>
             </w:r>
           </w:p>
         </w:tc>
@@ -1617,7 +1974,7 @@
           </w:tcPr>
           <w:p>
             <w:r>
-              <w:t>0.038</w:t>
+              <w:t>0.154</w:t>
             </w:r>
           </w:p>
         </w:tc>
@@ -1637,7 +1994,27 @@
           </w:tcPr>
           <w:p>
             <w:r>
-              <w:t>0.2</w:t>
+              <w:t>0.5</w:t>
+            </w:r>
+          </w:p>
+        </w:tc>
+        <w:tc>
+          <w:tcPr>
+            <w:tcW w:type="dxa" w:w="785"/>
+          </w:tcPr>
+          <w:p>
+            <w:r>
+              <w:t>0.988</w:t>
+            </w:r>
+          </w:p>
+        </w:tc>
+        <w:tc>
+          <w:tcPr>
+            <w:tcW w:type="dxa" w:w="785"/>
+          </w:tcPr>
+          <w:p>
+            <w:r>
+              <w:t>0.235</w:t>
             </w:r>
           </w:p>
         </w:tc>
@@ -1651,13 +2028,15 @@
             </w:r>
           </w:p>
         </w:tc>
+      </w:tr>
+      <w:tr>
         <w:tc>
           <w:tcPr>
             <w:tcW w:type="dxa" w:w="785"/>
           </w:tcPr>
           <w:p>
             <w:r>
-              <w:t>0.065</w:t>
+              <w:t>0.5</w:t>
             </w:r>
           </w:p>
         </w:tc>
@@ -1667,7 +2046,97 @@
           </w:tcPr>
           <w:p>
             <w:r>
-              <w:t>0.984</w:t>
+              <w:t>3.0</w:t>
+            </w:r>
+          </w:p>
+        </w:tc>
+        <w:tc>
+          <w:tcPr>
+            <w:tcW w:type="dxa" w:w="785"/>
+          </w:tcPr>
+          <w:p>
+            <w:r>
+              <w:t>1771.0</w:t>
+            </w:r>
+          </w:p>
+        </w:tc>
+        <w:tc>
+          <w:tcPr>
+            <w:tcW w:type="dxa" w:w="785"/>
+          </w:tcPr>
+          <w:p>
+            <w:r>
+              <w:t>3.0</w:t>
+            </w:r>
+          </w:p>
+        </w:tc>
+        <w:tc>
+          <w:tcPr>
+            <w:tcW w:type="dxa" w:w="785"/>
+          </w:tcPr>
+          <w:p>
+            <w:r>
+              <w:t>23.0</w:t>
+            </w:r>
+          </w:p>
+        </w:tc>
+        <w:tc>
+          <w:tcPr>
+            <w:tcW w:type="dxa" w:w="785"/>
+          </w:tcPr>
+          <w:p>
+            <w:r>
+              <w:t>0.115</w:t>
+            </w:r>
+          </w:p>
+        </w:tc>
+        <w:tc>
+          <w:tcPr>
+            <w:tcW w:type="dxa" w:w="785"/>
+          </w:tcPr>
+          <w:p>
+            <w:r>
+              <w:t>0.998</w:t>
+            </w:r>
+          </w:p>
+        </w:tc>
+        <w:tc>
+          <w:tcPr>
+            <w:tcW w:type="dxa" w:w="785"/>
+          </w:tcPr>
+          <w:p>
+            <w:r>
+              <w:t>0.5</w:t>
+            </w:r>
+          </w:p>
+        </w:tc>
+        <w:tc>
+          <w:tcPr>
+            <w:tcW w:type="dxa" w:w="785"/>
+          </w:tcPr>
+          <w:p>
+            <w:r>
+              <w:t>0.987</w:t>
+            </w:r>
+          </w:p>
+        </w:tc>
+        <w:tc>
+          <w:tcPr>
+            <w:tcW w:type="dxa" w:w="785"/>
+          </w:tcPr>
+          <w:p>
+            <w:r>
+              <w:t>0.188</w:t>
+            </w:r>
+          </w:p>
+        </w:tc>
+        <w:tc>
+          <w:tcPr>
+            <w:tcW w:type="dxa" w:w="785"/>
+          </w:tcPr>
+          <w:p>
+            <w:r>
+              <w:t>0.986</w:t>
             </w:r>
           </w:p>
         </w:tc>
@@ -1679,7 +2148,119 @@
           </w:tcPr>
           <w:p>
             <w:r>
-              <w:t>0.3</w:t>
+              <w:t>0.6</w:t>
+            </w:r>
+          </w:p>
+        </w:tc>
+        <w:tc>
+          <w:tcPr>
+            <w:tcW w:type="dxa" w:w="785"/>
+          </w:tcPr>
+          <w:p>
+            <w:r>
+              <w:t>2.0</w:t>
+            </w:r>
+          </w:p>
+        </w:tc>
+        <w:tc>
+          <w:tcPr>
+            <w:tcW w:type="dxa" w:w="785"/>
+          </w:tcPr>
+          <w:p>
+            <w:r>
+              <w:t>1772.0</w:t>
+            </w:r>
+          </w:p>
+        </w:tc>
+        <w:tc>
+          <w:tcPr>
+            <w:tcW w:type="dxa" w:w="785"/>
+          </w:tcPr>
+          <w:p>
+            <w:r>
+              <w:t>2.0</w:t>
+            </w:r>
+          </w:p>
+        </w:tc>
+        <w:tc>
+          <w:tcPr>
+            <w:tcW w:type="dxa" w:w="785"/>
+          </w:tcPr>
+          <w:p>
+            <w:r>
+              <w:t>24.0</w:t>
+            </w:r>
+          </w:p>
+        </w:tc>
+        <w:tc>
+          <w:tcPr>
+            <w:tcW w:type="dxa" w:w="785"/>
+          </w:tcPr>
+          <w:p>
+            <w:r>
+              <w:t>0.077</w:t>
+            </w:r>
+          </w:p>
+        </w:tc>
+        <w:tc>
+          <w:tcPr>
+            <w:tcW w:type="dxa" w:w="785"/>
+          </w:tcPr>
+          <w:p>
+            <w:r>
+              <w:t>0.999</w:t>
+            </w:r>
+          </w:p>
+        </w:tc>
+        <w:tc>
+          <w:tcPr>
+            <w:tcW w:type="dxa" w:w="785"/>
+          </w:tcPr>
+          <w:p>
+            <w:r>
+              <w:t>0.5</w:t>
+            </w:r>
+          </w:p>
+        </w:tc>
+        <w:tc>
+          <w:tcPr>
+            <w:tcW w:type="dxa" w:w="785"/>
+          </w:tcPr>
+          <w:p>
+            <w:r>
+              <w:t>0.987</w:t>
+            </w:r>
+          </w:p>
+        </w:tc>
+        <w:tc>
+          <w:tcPr>
+            <w:tcW w:type="dxa" w:w="785"/>
+          </w:tcPr>
+          <w:p>
+            <w:r>
+              <w:t>0.133</w:t>
+            </w:r>
+          </w:p>
+        </w:tc>
+        <w:tc>
+          <w:tcPr>
+            <w:tcW w:type="dxa" w:w="785"/>
+          </w:tcPr>
+          <w:p>
+            <w:r>
+              <w:t>0.986</w:t>
+            </w:r>
+          </w:p>
+        </w:tc>
+      </w:tr>
+      <w:tr>
+        <w:tc>
+          <w:tcPr>
+            <w:tcW w:type="dxa" w:w="785"/>
+          </w:tcPr>
+          <w:p>
+            <w:r>
+              <w:t>0.7</w:t>
             </w:r>
           </w:p>
         </w:tc>
@@ -1699,7 +2280,7 @@
           </w:tcPr>
           <w:p>
             <w:r>
-              <w:t>1773.0</w:t>
+              <w:t>1772.0</w:t>
             </w:r>
           </w:p>
         </w:tc>
@@ -1709,7 +2290,7 @@
           </w:tcPr>
           <w:p>
             <w:r>
-              <w:t>1.0</w:t>
+              <w:t>2.0</w:t>
             </w:r>
           </w:p>
         </w:tc>
@@ -1779,455 +2360,7 @@
           </w:tcPr>
           <w:p>
             <w:r>
-              <w:t>0.985</w:t>
-            </w:r>
-          </w:p>
-        </w:tc>
-      </w:tr>
-      <w:tr>
-        <w:tc>
-          <w:tcPr>
-            <w:tcW w:type="dxa" w:w="785"/>
-          </w:tcPr>
-          <w:p>
-            <w:r>
-              <w:t>0.4</w:t>
-            </w:r>
-          </w:p>
-        </w:tc>
-        <w:tc>
-          <w:tcPr>
-            <w:tcW w:type="dxa" w:w="785"/>
-          </w:tcPr>
-          <w:p>
-            <w:r>
-              <w:t>0.0</w:t>
-            </w:r>
-          </w:p>
-        </w:tc>
-        <w:tc>
-          <w:tcPr>
-            <w:tcW w:type="dxa" w:w="785"/>
-          </w:tcPr>
-          <w:p>
-            <w:r>
-              <w:t>1774.0</w:t>
-            </w:r>
-          </w:p>
-        </w:tc>
-        <w:tc>
-          <w:tcPr>
-            <w:tcW w:type="dxa" w:w="785"/>
-          </w:tcPr>
-          <w:p>
-            <w:r>
-              <w:t>0.0</w:t>
-            </w:r>
-          </w:p>
-        </w:tc>
-        <w:tc>
-          <w:tcPr>
-            <w:tcW w:type="dxa" w:w="785"/>
-          </w:tcPr>
-          <w:p>
-            <w:r>
-              <w:t>26.0</w:t>
-            </w:r>
-          </w:p>
-        </w:tc>
-        <w:tc>
-          <w:tcPr>
-            <w:tcW w:type="dxa" w:w="785"/>
-          </w:tcPr>
-          <w:p>
-            <w:r>
-              <w:t>0.0</w:t>
-            </w:r>
-          </w:p>
-        </w:tc>
-        <w:tc>
-          <w:tcPr>
-            <w:tcW w:type="dxa" w:w="785"/>
-          </w:tcPr>
-          <w:p>
-            <w:r>
-              <w:t>1.0</w:t>
-            </w:r>
-          </w:p>
-        </w:tc>
-        <w:tc>
-          <w:tcPr>
-            <w:tcW w:type="dxa" w:w="785"/>
-          </w:tcPr>
-          <w:p>
-            <w:r>
-              <w:t>nan</w:t>
-            </w:r>
-          </w:p>
-        </w:tc>
-        <w:tc>
-          <w:tcPr>
-            <w:tcW w:type="dxa" w:w="785"/>
-          </w:tcPr>
-          <w:p>
-            <w:r>
-              <w:t>0.986</w:t>
-            </w:r>
-          </w:p>
-        </w:tc>
-        <w:tc>
-          <w:tcPr>
-            <w:tcW w:type="dxa" w:w="785"/>
-          </w:tcPr>
-          <w:p>
-            <w:r>
-              <w:t>0.0</w:t>
-            </w:r>
-          </w:p>
-        </w:tc>
-        <w:tc>
-          <w:tcPr>
-            <w:tcW w:type="dxa" w:w="785"/>
-          </w:tcPr>
-          <w:p>
-            <w:r>
-              <w:t>0.986</w:t>
-            </w:r>
-          </w:p>
-        </w:tc>
-      </w:tr>
-      <w:tr>
-        <w:tc>
-          <w:tcPr>
-            <w:tcW w:type="dxa" w:w="785"/>
-          </w:tcPr>
-          <w:p>
-            <w:r>
-              <w:t>0.5</w:t>
-            </w:r>
-          </w:p>
-        </w:tc>
-        <w:tc>
-          <w:tcPr>
-            <w:tcW w:type="dxa" w:w="785"/>
-          </w:tcPr>
-          <w:p>
-            <w:r>
-              <w:t>0.0</w:t>
-            </w:r>
-          </w:p>
-        </w:tc>
-        <w:tc>
-          <w:tcPr>
-            <w:tcW w:type="dxa" w:w="785"/>
-          </w:tcPr>
-          <w:p>
-            <w:r>
-              <w:t>1774.0</w:t>
-            </w:r>
-          </w:p>
-        </w:tc>
-        <w:tc>
-          <w:tcPr>
-            <w:tcW w:type="dxa" w:w="785"/>
-          </w:tcPr>
-          <w:p>
-            <w:r>
-              <w:t>0.0</w:t>
-            </w:r>
-          </w:p>
-        </w:tc>
-        <w:tc>
-          <w:tcPr>
-            <w:tcW w:type="dxa" w:w="785"/>
-          </w:tcPr>
-          <w:p>
-            <w:r>
-              <w:t>26.0</w:t>
-            </w:r>
-          </w:p>
-        </w:tc>
-        <w:tc>
-          <w:tcPr>
-            <w:tcW w:type="dxa" w:w="785"/>
-          </w:tcPr>
-          <w:p>
-            <w:r>
-              <w:t>0.0</w:t>
-            </w:r>
-          </w:p>
-        </w:tc>
-        <w:tc>
-          <w:tcPr>
-            <w:tcW w:type="dxa" w:w="785"/>
-          </w:tcPr>
-          <w:p>
-            <w:r>
-              <w:t>1.0</w:t>
-            </w:r>
-          </w:p>
-        </w:tc>
-        <w:tc>
-          <w:tcPr>
-            <w:tcW w:type="dxa" w:w="785"/>
-          </w:tcPr>
-          <w:p>
-            <w:r>
-              <w:t>nan</w:t>
-            </w:r>
-          </w:p>
-        </w:tc>
-        <w:tc>
-          <w:tcPr>
-            <w:tcW w:type="dxa" w:w="785"/>
-          </w:tcPr>
-          <w:p>
-            <w:r>
-              <w:t>0.986</w:t>
-            </w:r>
-          </w:p>
-        </w:tc>
-        <w:tc>
-          <w:tcPr>
-            <w:tcW w:type="dxa" w:w="785"/>
-          </w:tcPr>
-          <w:p>
-            <w:r>
-              <w:t>0.0</w:t>
-            </w:r>
-          </w:p>
-        </w:tc>
-        <w:tc>
-          <w:tcPr>
-            <w:tcW w:type="dxa" w:w="785"/>
-          </w:tcPr>
-          <w:p>
-            <w:r>
-              <w:t>0.986</w:t>
-            </w:r>
-          </w:p>
-        </w:tc>
-      </w:tr>
-      <w:tr>
-        <w:tc>
-          <w:tcPr>
-            <w:tcW w:type="dxa" w:w="785"/>
-          </w:tcPr>
-          <w:p>
-            <w:r>
-              <w:t>0.6</w:t>
-            </w:r>
-          </w:p>
-        </w:tc>
-        <w:tc>
-          <w:tcPr>
-            <w:tcW w:type="dxa" w:w="785"/>
-          </w:tcPr>
-          <w:p>
-            <w:r>
-              <w:t>0.0</w:t>
-            </w:r>
-          </w:p>
-        </w:tc>
-        <w:tc>
-          <w:tcPr>
-            <w:tcW w:type="dxa" w:w="785"/>
-          </w:tcPr>
-          <w:p>
-            <w:r>
-              <w:t>1774.0</w:t>
-            </w:r>
-          </w:p>
-        </w:tc>
-        <w:tc>
-          <w:tcPr>
-            <w:tcW w:type="dxa" w:w="785"/>
-          </w:tcPr>
-          <w:p>
-            <w:r>
-              <w:t>0.0</w:t>
-            </w:r>
-          </w:p>
-        </w:tc>
-        <w:tc>
-          <w:tcPr>
-            <w:tcW w:type="dxa" w:w="785"/>
-          </w:tcPr>
-          <w:p>
-            <w:r>
-              <w:t>26.0</w:t>
-            </w:r>
-          </w:p>
-        </w:tc>
-        <w:tc>
-          <w:tcPr>
-            <w:tcW w:type="dxa" w:w="785"/>
-          </w:tcPr>
-          <w:p>
-            <w:r>
-              <w:t>0.0</w:t>
-            </w:r>
-          </w:p>
-        </w:tc>
-        <w:tc>
-          <w:tcPr>
-            <w:tcW w:type="dxa" w:w="785"/>
-          </w:tcPr>
-          <w:p>
-            <w:r>
-              <w:t>1.0</w:t>
-            </w:r>
-          </w:p>
-        </w:tc>
-        <w:tc>
-          <w:tcPr>
-            <w:tcW w:type="dxa" w:w="785"/>
-          </w:tcPr>
-          <w:p>
-            <w:r>
-              <w:t>nan</w:t>
-            </w:r>
-          </w:p>
-        </w:tc>
-        <w:tc>
-          <w:tcPr>
-            <w:tcW w:type="dxa" w:w="785"/>
-          </w:tcPr>
-          <w:p>
-            <w:r>
-              <w:t>0.986</w:t>
-            </w:r>
-          </w:p>
-        </w:tc>
-        <w:tc>
-          <w:tcPr>
-            <w:tcW w:type="dxa" w:w="785"/>
-          </w:tcPr>
-          <w:p>
-            <w:r>
-              <w:t>0.0</w:t>
-            </w:r>
-          </w:p>
-        </w:tc>
-        <w:tc>
-          <w:tcPr>
-            <w:tcW w:type="dxa" w:w="785"/>
-          </w:tcPr>
-          <w:p>
-            <w:r>
-              <w:t>0.986</w:t>
-            </w:r>
-          </w:p>
-        </w:tc>
-      </w:tr>
-      <w:tr>
-        <w:tc>
-          <w:tcPr>
-            <w:tcW w:type="dxa" w:w="785"/>
-          </w:tcPr>
-          <w:p>
-            <w:r>
-              <w:t>0.7</w:t>
-            </w:r>
-          </w:p>
-        </w:tc>
-        <w:tc>
-          <w:tcPr>
-            <w:tcW w:type="dxa" w:w="785"/>
-          </w:tcPr>
-          <w:p>
-            <w:r>
-              <w:t>0.0</w:t>
-            </w:r>
-          </w:p>
-        </w:tc>
-        <w:tc>
-          <w:tcPr>
-            <w:tcW w:type="dxa" w:w="785"/>
-          </w:tcPr>
-          <w:p>
-            <w:r>
-              <w:t>1774.0</w:t>
-            </w:r>
-          </w:p>
-        </w:tc>
-        <w:tc>
-          <w:tcPr>
-            <w:tcW w:type="dxa" w:w="785"/>
-          </w:tcPr>
-          <w:p>
-            <w:r>
-              <w:t>0.0</w:t>
-            </w:r>
-          </w:p>
-        </w:tc>
-        <w:tc>
-          <w:tcPr>
-            <w:tcW w:type="dxa" w:w="785"/>
-          </w:tcPr>
-          <w:p>
-            <w:r>
-              <w:t>26.0</w:t>
-            </w:r>
-          </w:p>
-        </w:tc>
-        <w:tc>
-          <w:tcPr>
-            <w:tcW w:type="dxa" w:w="785"/>
-          </w:tcPr>
-          <w:p>
-            <w:r>
-              <w:t>0.0</w:t>
-            </w:r>
-          </w:p>
-        </w:tc>
-        <w:tc>
-          <w:tcPr>
-            <w:tcW w:type="dxa" w:w="785"/>
-          </w:tcPr>
-          <w:p>
-            <w:r>
-              <w:t>1.0</w:t>
-            </w:r>
-          </w:p>
-        </w:tc>
-        <w:tc>
-          <w:tcPr>
-            <w:tcW w:type="dxa" w:w="785"/>
-          </w:tcPr>
-          <w:p>
-            <w:r>
-              <w:t>nan</w:t>
-            </w:r>
-          </w:p>
-        </w:tc>
-        <w:tc>
-          <w:tcPr>
-            <w:tcW w:type="dxa" w:w="785"/>
-          </w:tcPr>
-          <w:p>
-            <w:r>
-              <w:t>0.986</w:t>
-            </w:r>
-          </w:p>
-        </w:tc>
-        <w:tc>
-          <w:tcPr>
-            <w:tcW w:type="dxa" w:w="785"/>
-          </w:tcPr>
-          <w:p>
-            <w:r>
-              <w:t>0.0</w:t>
-            </w:r>
-          </w:p>
-        </w:tc>
-        <w:tc>
-          <w:tcPr>
-            <w:tcW w:type="dxa" w:w="785"/>
-          </w:tcPr>
-          <w:p>
-            <w:r>
-              <w:t>0.986</w:t>
+              <w:t>0.984</w:t>
             </w:r>
           </w:p>
         </w:tc>
@@ -2259,7 +2392,7 @@
           </w:tcPr>
           <w:p>
             <w:r>
-              <w:t>1774.0</w:t>
+              <w:t>1772.0</w:t>
             </w:r>
           </w:p>
         </w:tc>
@@ -2269,7 +2402,7 @@
           </w:tcPr>
           <w:p>
             <w:r>
-              <w:t>0.0</w:t>
+              <w:t>2.0</w:t>
             </w:r>
           </w:p>
         </w:tc>
@@ -2299,7 +2432,7 @@
           </w:tcPr>
           <w:p>
             <w:r>
-              <w:t>1.0</w:t>
+              <w:t>0.999</w:t>
             </w:r>
           </w:p>
         </w:tc>
@@ -2309,7 +2442,7 @@
           </w:tcPr>
           <w:p>
             <w:r>
-              <w:t>nan</w:t>
+              <w:t>0.0</w:t>
             </w:r>
           </w:p>
         </w:tc>
@@ -2339,7 +2472,7 @@
           </w:tcPr>
           <w:p>
             <w:r>
-              <w:t>0.986</w:t>
+              <w:t>0.984</w:t>
             </w:r>
           </w:p>
         </w:tc>
@@ -2371,7 +2504,7 @@
           </w:tcPr>
           <w:p>
             <w:r>
-              <w:t>1774.0</w:t>
+              <w:t>1772.0</w:t>
             </w:r>
           </w:p>
         </w:tc>
@@ -2381,7 +2514,7 @@
           </w:tcPr>
           <w:p>
             <w:r>
-              <w:t>0.0</w:t>
+              <w:t>2.0</w:t>
             </w:r>
           </w:p>
         </w:tc>
@@ -2411,7 +2544,7 @@
           </w:tcPr>
           <w:p>
             <w:r>
-              <w:t>1.0</w:t>
+              <w:t>0.999</w:t>
             </w:r>
           </w:p>
         </w:tc>
@@ -2421,7 +2554,7 @@
           </w:tcPr>
           <w:p>
             <w:r>
-              <w:t>nan</w:t>
+              <w:t>0.0</w:t>
             </w:r>
           </w:p>
         </w:tc>
@@ -2451,7 +2584,7 @@
           </w:tcPr>
           <w:p>
             <w:r>
-              <w:t>0.986</w:t>
+              <w:t>0.984</w:t>
             </w:r>
           </w:p>
         </w:tc>
@@ -2513,7 +2646,7 @@
       <w:r>
         <w:drawing>
           <wp:inline xmlns:a="http://schemas.openxmlformats.org/drawingml/2006/main" xmlns:pic="http://schemas.openxmlformats.org/drawingml/2006/picture">
-            <wp:extent cx="5486400" cy="3574093"/>
+            <wp:extent cx="5486400" cy="3557847"/>
             <wp:docPr id="3" name="Picture 3"/>
             <wp:cNvGraphicFramePr>
               <a:graphicFrameLocks noChangeAspect="1"/>
@@ -2534,7 +2667,7 @@
                   <pic:spPr>
                     <a:xfrm>
                       <a:off x="0" y="0"/>
-                      <a:ext cx="5486400" cy="3574093"/>
+                      <a:ext cx="5486400" cy="3557847"/>
                     </a:xfrm>
                     <a:prstGeom prst="rect"/>
                   </pic:spPr>
